--- a/KAXITI/Telefon raqamlar.docx
+++ b/KAXITI/Telefon raqamlar.docx
@@ -236,6 +236,15 @@
                 <w:lang w:val="en-US"/>
               </w:rPr>
             </w:pPr>
+            <w:r>
+              <w:rPr>
+                <w:rFonts w:ascii="Times New Roman" w:hAnsi="Times New Roman" w:cs="Times New Roman"/>
+                <w:sz w:val="24"/>
+                <w:szCs w:val="24"/>
+                <w:lang w:val="en-US"/>
+              </w:rPr>
+              <w:t>99 433-39-95</w:t>
+            </w:r>
           </w:p>
         </w:tc>
       </w:tr>
@@ -280,16 +289,7 @@
                 <w:szCs w:val="24"/>
                 <w:lang w:val="en-US"/>
               </w:rPr>
-              <w:t xml:space="preserve">Abdusaidov Nuriddin Islom </w:t>
-            </w:r>
-            <w:r>
-              <w:rPr>
-                <w:rFonts w:ascii="Times New Roman" w:hAnsi="Times New Roman" w:cs="Times New Roman"/>
-                <w:sz w:val="24"/>
-                <w:szCs w:val="24"/>
-                <w:lang w:val="en-US"/>
-              </w:rPr>
-              <w:t>o‘g‘li</w:t>
+              <w:t>Abdusaidov Nuriddin Islom o‘g‘li</w:t>
             </w:r>
           </w:p>
         </w:tc>
@@ -361,16 +361,7 @@
                 <w:szCs w:val="24"/>
                 <w:lang w:val="en-US"/>
               </w:rPr>
-              <w:t xml:space="preserve">Yo‘ldashev Islombek Ulug‘bek </w:t>
-            </w:r>
-            <w:r>
-              <w:rPr>
-                <w:rFonts w:ascii="Times New Roman" w:hAnsi="Times New Roman" w:cs="Times New Roman"/>
-                <w:sz w:val="24"/>
-                <w:szCs w:val="24"/>
-                <w:lang w:val="en-US"/>
-              </w:rPr>
-              <w:t>o‘g‘li</w:t>
+              <w:t>Yo‘ldashev Islombek Ulug‘bek o‘g‘li</w:t>
             </w:r>
           </w:p>
         </w:tc>
@@ -514,16 +505,7 @@
                 <w:szCs w:val="24"/>
                 <w:lang w:val="en-US"/>
               </w:rPr>
-              <w:t xml:space="preserve">Norpo‘latov Jasurbek Bobomurod </w:t>
-            </w:r>
-            <w:r>
-              <w:rPr>
-                <w:rFonts w:ascii="Times New Roman" w:hAnsi="Times New Roman" w:cs="Times New Roman"/>
-                <w:sz w:val="24"/>
-                <w:szCs w:val="24"/>
-                <w:lang w:val="en-US"/>
-              </w:rPr>
-              <w:t>o‘g‘li</w:t>
+              <w:t>Norpo‘latov Jasurbek Bobomurod o‘g‘li</w:t>
             </w:r>
           </w:p>
         </w:tc>
@@ -595,16 +577,7 @@
                 <w:szCs w:val="24"/>
                 <w:lang w:val="en-US"/>
               </w:rPr>
-              <w:t xml:space="preserve">Salimov Olimjon Sodiqjon </w:t>
-            </w:r>
-            <w:r>
-              <w:rPr>
-                <w:rFonts w:ascii="Times New Roman" w:hAnsi="Times New Roman" w:cs="Times New Roman"/>
-                <w:sz w:val="24"/>
-                <w:szCs w:val="24"/>
-                <w:lang w:val="en-US"/>
-              </w:rPr>
-              <w:t>o‘g‘li</w:t>
+              <w:t>Salimov Olimjon Sodiqjon o‘g‘li</w:t>
             </w:r>
           </w:p>
         </w:tc>
@@ -676,16 +649,7 @@
                 <w:szCs w:val="24"/>
                 <w:lang w:val="en-US"/>
               </w:rPr>
-              <w:t xml:space="preserve">Turg‘unov Ixroriddin Ikromjon </w:t>
-            </w:r>
-            <w:r>
-              <w:rPr>
-                <w:rFonts w:ascii="Times New Roman" w:hAnsi="Times New Roman" w:cs="Times New Roman"/>
-                <w:sz w:val="24"/>
-                <w:szCs w:val="24"/>
-                <w:lang w:val="en-US"/>
-              </w:rPr>
-              <w:t>o‘g‘li</w:t>
+              <w:t>Turg‘unov Ixroriddin Ikromjon o‘g‘li</w:t>
             </w:r>
           </w:p>
         </w:tc>
@@ -757,16 +721,7 @@
                 <w:szCs w:val="24"/>
                 <w:lang w:val="en-US"/>
               </w:rPr>
-              <w:t xml:space="preserve">Xalilov Abbos To‘ramurod </w:t>
-            </w:r>
-            <w:r>
-              <w:rPr>
-                <w:rFonts w:ascii="Times New Roman" w:hAnsi="Times New Roman" w:cs="Times New Roman"/>
-                <w:sz w:val="24"/>
-                <w:szCs w:val="24"/>
-                <w:lang w:val="en-US"/>
-              </w:rPr>
-              <w:t>o‘g‘li</w:t>
+              <w:t>Xalilov Abbos To‘ramurod o‘g‘li</w:t>
             </w:r>
           </w:p>
         </w:tc>
@@ -838,16 +793,7 @@
                 <w:szCs w:val="24"/>
                 <w:lang w:val="en-US"/>
               </w:rPr>
-              <w:t xml:space="preserve">Iskandarov Jamshidbek Kamoladdin </w:t>
-            </w:r>
-            <w:r>
-              <w:rPr>
-                <w:rFonts w:ascii="Times New Roman" w:hAnsi="Times New Roman" w:cs="Times New Roman"/>
-                <w:sz w:val="24"/>
-                <w:szCs w:val="24"/>
-                <w:lang w:val="en-US"/>
-              </w:rPr>
-              <w:t>o‘g‘li</w:t>
+              <w:t>Iskandarov Jamshidbek Kamoladdin o‘g‘li</w:t>
             </w:r>
           </w:p>
         </w:tc>
@@ -928,16 +874,7 @@
                 <w:szCs w:val="24"/>
                 <w:lang w:val="en-US"/>
               </w:rPr>
-              <w:t xml:space="preserve">Axror Shamsiddin </w:t>
-            </w:r>
-            <w:r>
-              <w:rPr>
-                <w:rFonts w:ascii="Times New Roman" w:hAnsi="Times New Roman" w:cs="Times New Roman"/>
-                <w:sz w:val="24"/>
-                <w:szCs w:val="24"/>
-                <w:lang w:val="en-US"/>
-              </w:rPr>
-              <w:t>o‘g‘li</w:t>
+              <w:t>Axror Shamsiddin o‘g‘li</w:t>
             </w:r>
           </w:p>
         </w:tc>
@@ -1009,16 +946,7 @@
                 <w:szCs w:val="24"/>
                 <w:lang w:val="en-US"/>
               </w:rPr>
-              <w:t xml:space="preserve">Artiqov Jamshidbek Jumamurot </w:t>
-            </w:r>
-            <w:r>
-              <w:rPr>
-                <w:rFonts w:ascii="Times New Roman" w:hAnsi="Times New Roman" w:cs="Times New Roman"/>
-                <w:sz w:val="24"/>
-                <w:szCs w:val="24"/>
-                <w:lang w:val="en-US"/>
-              </w:rPr>
-              <w:t>o‘g‘li</w:t>
+              <w:t>Artiqov Jamshidbek Jumamurot o‘g‘li</w:t>
             </w:r>
           </w:p>
         </w:tc>
@@ -1306,16 +1234,7 @@
                 <w:szCs w:val="24"/>
                 <w:lang w:val="en-US"/>
               </w:rPr>
-              <w:t xml:space="preserve">Egamberdiyev Ansorjon Mamadamin </w:t>
-            </w:r>
-            <w:r>
-              <w:rPr>
-                <w:rFonts w:ascii="Times New Roman" w:hAnsi="Times New Roman" w:cs="Times New Roman"/>
-                <w:sz w:val="24"/>
-                <w:szCs w:val="24"/>
-                <w:lang w:val="en-US"/>
-              </w:rPr>
-              <w:t>o‘g‘li</w:t>
+              <w:t>Egamberdiyev Ansorjon Mamadamin o‘g‘li</w:t>
             </w:r>
           </w:p>
         </w:tc>
